--- a/testakten/gesellschaftsrecht-legal-english-frankfurt-startup/chats/01-slack-comet-moth-cap-table.docx
+++ b/testakten/gesellschaftsrecht-legal-english-frankfurt-startup/chats/01-slack-comet-moth-cap-table.docx
@@ -5,28 +5,39 @@
     <w:p>
       <w:pPr>
         <w:pStyle w:val="Heading1"/>
+        <w:spacing w:after="160" w:line="259" w:lineRule="auto"/>
       </w:pPr>
       <w:r>
+        <w:rPr>
+          <w:rFonts w:ascii="Times New Roman" w:hAnsi="Times New Roman"/>
+          <w:b/>
+          <w:sz w:val="28"/>
+        </w:rPr>
         <w:t>Slack-Thread #project-comet-moth, Mittwoch 22:14 bis 22:58</w:t>
       </w:r>
     </w:p>
-    <w:p/>
     <w:p>
       <w:pPr>
-        <w:spacing w:after="80"/>
+        <w:spacing w:line="259" w:lineRule="auto" w:after="60"/>
+      </w:pPr>
+    </w:p>
+    <w:p>
+      <w:pPr>
+        <w:spacing w:after="60" w:before="120" w:line="259" w:lineRule="auto"/>
         <w:jc w:val="both"/>
       </w:pPr>
       <w:r>
         <w:rPr>
           <w:rFonts w:ascii="Times New Roman" w:hAnsi="Times New Roman"/>
-          <w:sz w:val="21"/>
+          <w:b/>
+          <w:sz w:val="22"/>
         </w:rPr>
         <w:t>Channel: #project-comet-moth (Deal Team Kometenfalter Systems GmbH)</w:t>
       </w:r>
     </w:p>
     <w:p>
       <w:pPr>
-        <w:spacing w:after="80"/>
+        <w:spacing w:after="80" w:line="259" w:lineRule="auto"/>
         <w:jc w:val="both"/>
       </w:pPr>
       <w:r>
@@ -39,29 +50,45 @@
     </w:p>
     <w:p>
       <w:pPr>
-        <w:spacing w:after="80"/>
+        <w:spacing w:after="60" w:before="120" w:line="259" w:lineRule="auto"/>
         <w:jc w:val="both"/>
       </w:pPr>
       <w:r>
         <w:rPr>
           <w:rFonts w:ascii="Times New Roman" w:hAnsi="Times New Roman"/>
-          <w:sz w:val="21"/>
+          <w:b/>
+          <w:sz w:val="22"/>
         </w:rPr>
         <w:t>Zeitraum: Mittwoch, 22:14 bis 22:58 Uhr</w:t>
       </w:r>
     </w:p>
-    <w:p/>
+    <w:p>
+      <w:pPr>
+        <w:spacing w:line="259" w:lineRule="auto" w:after="60"/>
+      </w:pPr>
+    </w:p>
     <w:p>
       <w:pPr>
         <w:pStyle w:val="Heading2"/>
+        <w:spacing w:before="120" w:after="60" w:line="259" w:lineRule="auto"/>
       </w:pPr>
       <w:r>
+        <w:rPr>
+          <w:rFonts w:ascii="Times New Roman" w:hAnsi="Times New Roman"/>
+          <w:b/>
+          <w:sz w:val="22"/>
+        </w:rPr>
         <w:t>Verlauf</w:t>
       </w:r>
     </w:p>
-    <w:p/>
     <w:p>
       <w:pPr>
+        <w:spacing w:line="259" w:lineRule="auto" w:after="60"/>
+      </w:pPr>
+    </w:p>
+    <w:p>
+      <w:pPr>
+        <w:spacing w:line="259" w:lineRule="auto" w:after="60"/>
         <w:ind w:left="360"/>
       </w:pPr>
       <w:r>
@@ -75,6 +102,7 @@
     </w:p>
     <w:p>
       <w:pPr>
+        <w:spacing w:line="259" w:lineRule="auto" w:after="60"/>
         <w:ind w:left="360"/>
       </w:pPr>
       <w:r>
@@ -86,9 +114,14 @@
         <w:t>Cap Table v18 ist hochgeladen. Achtung, ich habe in dem Excel die Series-A-Shares schon eingerechnet, damit Kunigunde am Donnerstag sieht, was sie nach Closing hätte. Reiner Voraus-Blick.</w:t>
       </w:r>
     </w:p>
-    <w:p/>
     <w:p>
       <w:pPr>
+        <w:spacing w:line="259" w:lineRule="auto" w:after="60"/>
+      </w:pPr>
+    </w:p>
+    <w:p>
+      <w:pPr>
+        <w:spacing w:line="259" w:lineRule="auto" w:after="60"/>
         <w:ind w:left="360"/>
       </w:pPr>
       <w:r>
@@ -102,6 +135,7 @@
     </w:p>
     <w:p>
       <w:pPr>
+        <w:spacing w:line="259" w:lineRule="auto" w:after="60"/>
         <w:ind w:left="360"/>
       </w:pPr>
       <w:r>
@@ -113,9 +147,14 @@
         <w:t>Dann ist das aber kein Cap Table mehr im Sinne von aktueller Bestand, sondern eine post-money-Projektion. Ich würde das mit current und projected sauber trennen.</w:t>
       </w:r>
     </w:p>
-    <w:p/>
     <w:p>
       <w:pPr>
+        <w:spacing w:line="259" w:lineRule="auto" w:after="60"/>
+      </w:pPr>
+    </w:p>
+    <w:p>
+      <w:pPr>
+        <w:spacing w:line="259" w:lineRule="auto" w:after="60"/>
         <w:ind w:left="360"/>
       </w:pPr>
       <w:r>
@@ -129,6 +168,7 @@
     </w:p>
     <w:p>
       <w:pPr>
+        <w:spacing w:line="259" w:lineRule="auto" w:after="60"/>
         <w:ind w:left="360"/>
       </w:pPr>
       <w:r>
@@ -140,9 +180,14 @@
         <w:t>Ja, das ist mir bewusst. Mach das, ich war zu schnell.</w:t>
       </w:r>
     </w:p>
-    <w:p/>
     <w:p>
       <w:pPr>
+        <w:spacing w:line="259" w:lineRule="auto" w:after="60"/>
+      </w:pPr>
+    </w:p>
+    <w:p>
+      <w:pPr>
+        <w:spacing w:line="259" w:lineRule="auto" w:after="60"/>
         <w:ind w:left="360"/>
       </w:pPr>
       <w:r>
@@ -156,6 +201,7 @@
     </w:p>
     <w:p>
       <w:pPr>
+        <w:spacing w:line="259" w:lineRule="auto" w:after="60"/>
         <w:ind w:left="360"/>
       </w:pPr>
       <w:r>
@@ -167,9 +213,14 @@
         <w:t>Bitte sortiert mir bis morgen früh sauber, was Bestand und was Projektion ist. Ich möchte den Unterschied im Gespräch mit Northbridge nicht erklären müssen.</w:t>
       </w:r>
     </w:p>
-    <w:p/>
     <w:p>
       <w:pPr>
+        <w:spacing w:line="259" w:lineRule="auto" w:after="60"/>
+      </w:pPr>
+    </w:p>
+    <w:p>
+      <w:pPr>
+        <w:spacing w:line="259" w:lineRule="auto" w:after="60"/>
         <w:ind w:left="360"/>
       </w:pPr>
       <w:r>
@@ -183,6 +234,7 @@
     </w:p>
     <w:p>
       <w:pPr>
+        <w:spacing w:line="259" w:lineRule="auto" w:after="60"/>
         <w:ind w:left="360"/>
       </w:pPr>
       <w:r>
@@ -194,9 +246,14 @@
         <w:t>Verstanden. Ich baue heute Nacht eine V19 mit zwei Reitern: 19a current, 19b projected.</w:t>
       </w:r>
     </w:p>
-    <w:p/>
     <w:p>
       <w:pPr>
+        <w:spacing w:line="259" w:lineRule="auto" w:after="60"/>
+      </w:pPr>
+    </w:p>
+    <w:p>
+      <w:pPr>
+        <w:spacing w:line="259" w:lineRule="auto" w:after="60"/>
         <w:ind w:left="360"/>
       </w:pPr>
       <w:r>
@@ -210,6 +267,7 @@
     </w:p>
     <w:p>
       <w:pPr>
+        <w:spacing w:line="259" w:lineRule="auto" w:after="60"/>
         <w:ind w:left="360"/>
       </w:pPr>
       <w:r>
@@ -221,9 +279,14 @@
         <w:t>Hildemar, nicht heute Nacht. Sie sollen morgen frisch sein, nicht ausgelaugt. Ich erwarte die V19 bis 09:30, nicht um 03:00 mit Tippfehlern.</w:t>
       </w:r>
     </w:p>
-    <w:p/>
     <w:p>
       <w:pPr>
+        <w:spacing w:line="259" w:lineRule="auto" w:after="60"/>
+      </w:pPr>
+    </w:p>
+    <w:p>
+      <w:pPr>
+        <w:spacing w:line="259" w:lineRule="auto" w:after="60"/>
         <w:ind w:left="360"/>
       </w:pPr>
       <w:r>
@@ -237,6 +300,7 @@
     </w:p>
     <w:p>
       <w:pPr>
+        <w:spacing w:line="259" w:lineRule="auto" w:after="60"/>
         <w:ind w:left="360"/>
       </w:pPr>
       <w:r>
@@ -252,7 +316,7 @@
       <w:headerReference w:type="default" r:id="rId9"/>
       <w:footerReference w:type="default" r:id="rId10"/>
       <w:pgSz w:w="11909" w:h="16834"/>
-      <w:pgMar w:top="1037" w:right="1123" w:bottom="1037" w:left="1123" w:header="720" w:footer="720" w:gutter="0"/>
+      <w:pgMar w:top="1191" w:right="1247" w:bottom="1134" w:left="1361" w:header="720" w:footer="720" w:gutter="0"/>
       <w:cols w:space="720"/>
       <w:docGrid w:linePitch="360"/>
     </w:sectPr>
@@ -651,7 +715,7 @@
     <w:rsid w:val="00FC693F"/>
     <w:rPr>
       <w:rFonts w:ascii="Times New Roman" w:hAnsi="Times New Roman"/>
-      <w:sz w:val="21"/>
+      <w:sz w:val="22"/>
     </w:rPr>
   </w:style>
   <w:style w:type="paragraph" w:styleId="Header">
@@ -717,7 +781,7 @@
       <w:b/>
       <w:bCs/>
       <w:color w:val="365F91" w:themeColor="accent1" w:themeShade="BF"/>
-      <w:sz w:val="30"/>
+      <w:sz w:val="28"/>
       <w:szCs w:val="28"/>
     </w:rPr>
   </w:style>
@@ -741,7 +805,7 @@
       <w:b/>
       <w:bCs/>
       <w:color w:val="4F81BD" w:themeColor="accent1"/>
-      <w:sz w:val="25"/>
+      <w:sz w:val="24"/>
       <w:szCs w:val="26"/>
     </w:rPr>
   </w:style>
@@ -1003,11 +1067,12 @@
       <w:contextualSpacing/>
     </w:pPr>
     <w:rPr>
-      <w:rFonts w:asciiTheme="majorHAnsi" w:eastAsiaTheme="majorEastAsia" w:hAnsiTheme="majorHAnsi" w:cstheme="majorBidi"/>
+      <w:rFonts w:asciiTheme="majorHAnsi" w:eastAsiaTheme="majorEastAsia" w:hAnsiTheme="majorHAnsi" w:cstheme="majorBidi" w:ascii="Times New Roman" w:hAnsi="Times New Roman"/>
+      <w:b/>
       <w:color w:val="17365D" w:themeColor="text2" w:themeShade="BF"/>
       <w:spacing w:val="5"/>
       <w:kern w:val="28"/>
-      <w:sz w:val="52"/>
+      <w:sz w:val="30"/>
       <w:szCs w:val="52"/>
     </w:rPr>
   </w:style>
